--- a/Accommodation – Medical Documentation/Psychologist/Report Edits - Ken Wood.docx
+++ b/Accommodation – Medical Documentation/Psychologist/Report Edits - Ken Wood.docx
@@ -227,7 +227,6 @@
         <w:t>[CLINIC LETTERHEAD]</w:t>
       </w:r>
     </w:p>
-    <w:p/>
     <w:p>
       <w:r>
         <w:rPr>
@@ -236,7 +235,6 @@
         <w:t>Date: ____________________</w:t>
       </w:r>
     </w:p>
-    <w:p/>
     <w:p>
       <w:r>
         <w:rPr>
@@ -245,7 +243,6 @@
         <w:t>To Whom It May Concern (Attention: Human Resources):</w:t>
       </w:r>
     </w:p>
-    <w:p/>
     <w:p>
       <w:r>
         <w:rPr>
@@ -254,40 +251,28 @@
         <w:t>Re: Ken Wood — DOB: ____________________</w:t>
       </w:r>
     </w:p>
-    <w:p/>
     <w:p>
       <w:r>
         <w:rPr>
           <w:i w:val="0"/>
         </w:rPr>
-        <w:t>I am the treating physician for Mr. Ken Wood.</w:t>
+        <w:t>I am the treating physician for Mr. Ken Wood, and he is a patient in my care.</w:t>
       </w:r>
     </w:p>
-    <w:p/>
     <w:p>
       <w:r>
         <w:rPr>
           <w:i w:val="0"/>
         </w:rPr>
-        <w:t>This note is based on my clinical assessment and ongoing care of this patient.</w:t>
+        <w:t>Mr. Wood has a diagnosed medical condition that constitutes a disability within the meaning of the Ontario Human Rights Code.</w:t>
       </w:r>
     </w:p>
-    <w:p/>
     <w:p>
       <w:r>
         <w:rPr>
           <w:i w:val="0"/>
         </w:rPr>
-        <w:t>Mr. Wood has diagnosed medical conditions that constitute a disability within the meaning of the Ontario Human Rights Code.</w:t>
-      </w:r>
-    </w:p>
-    <w:p/>
-    <w:p>
-      <w:r>
-        <w:rPr>
-          <w:i w:val="0"/>
-        </w:rPr>
-        <w:t>Mr. Wood experiences ongoing functional limitations that are triggered and worsened by commuting to and from the workplace:</w:t>
+        <w:t>Mr. Wood's condition is triggered and significantly worsened by commuting to and from the workplace. On days he commutes:</w:t>
       </w:r>
     </w:p>
     <w:p>
@@ -295,7 +280,7 @@
         <w:pStyle w:val="ListBullet"/>
       </w:pPr>
       <w:r>
-        <w:t>Commuting is a trigger that worsens his conditions and increases the risk of relapse.</w:t>
+        <w:t>He experiences significant anxiety about the commute itself.</w:t>
       </w:r>
     </w:p>
     <w:p>
@@ -303,7 +288,7 @@
         <w:pStyle w:val="ListBullet"/>
       </w:pPr>
       <w:r>
-        <w:t>Driving causes significant anticipatory anxiety and a heightened stress response that persists after arrival and for one to two days afterward.</w:t>
+        <w:t>He experiences a heightened stress response that persists after arrival and for one to two days afterward.</w:t>
       </w:r>
     </w:p>
     <w:p>
@@ -311,7 +296,7 @@
         <w:pStyle w:val="ListBullet"/>
       </w:pPr>
       <w:r>
-        <w:t>He experiences anticipatory anxiety and avoidance related to driving and the commute.</w:t>
+        <w:t>His sleep is disrupted on the nights before in-office attendance.</w:t>
       </w:r>
     </w:p>
     <w:p>
@@ -319,31 +304,7 @@
         <w:pStyle w:val="ListBullet"/>
       </w:pPr>
       <w:r>
-        <w:t>He has a heightened anxiety and startle response to traffic events that evoke past traumatic incidents.</w:t>
-      </w:r>
-    </w:p>
-    <w:p>
-      <w:pPr>
-        <w:pStyle w:val="ListBullet"/>
-      </w:pPr>
-      <w:r>
-        <w:t>He experiences intrusive, trauma-related thoughts and hypervigilance while driving.</w:t>
-      </w:r>
-    </w:p>
-    <w:p>
-      <w:pPr>
-        <w:pStyle w:val="ListBullet"/>
-      </w:pPr>
-      <w:r>
-        <w:t>Sleep is disrupted on nights before in-office attendance, reducing his ability to maintain stability.</w:t>
-      </w:r>
-    </w:p>
-    <w:p>
-      <w:pPr>
-        <w:pStyle w:val="ListBullet"/>
-      </w:pPr>
-      <w:r>
-        <w:t>Commuting-related fatigue reduces concentration, consistency, and the ability to maintain the routines that support his health.</w:t>
+        <w:t>He experiences fatigue that reduces his concentration, consistency, and his ability to maintain the routines that support his health.</w:t>
       </w:r>
     </w:p>
     <w:p>
@@ -354,7 +315,14 @@
         <w:t>These limitations fluctuate; their impact is greater during periods of elevated symptoms.</w:t>
       </w:r>
     </w:p>
-    <w:p/>
+    <w:p>
+      <w:r>
+        <w:rPr>
+          <w:i w:val="0"/>
+        </w:rPr>
+        <w:t>Continued commuting places Mr. Wood at significant risk of serious deterioration of his condition.</w:t>
+      </w:r>
+    </w:p>
     <w:p>
       <w:r>
         <w:rPr>
@@ -371,16 +339,14 @@
         <w:t>Mr. Wood requires a workplace accommodation permitting him to work from home as his functional limitations require, including full-time remote work during periods of elevated symptoms. In-office attendance should be limited to the extent necessary to avoid triggering or worsening these limitations.</w:t>
       </w:r>
     </w:p>
-    <w:p/>
     <w:p>
       <w:r>
         <w:rPr>
           <w:i w:val="0"/>
         </w:rPr>
-        <w:t>Duration: Ongoing, with reassessment after 12 months.</w:t>
+        <w:t>Duration: Ongoing condition.</w:t>
       </w:r>
     </w:p>
-    <w:p/>
     <w:p>
       <w:r>
         <w:rPr>

--- a/Accommodation – Medical Documentation/Psychologist/Report Edits - Ken Wood.docx
+++ b/Accommodation – Medical Documentation/Psychologist/Report Edits - Ken Wood.docx
@@ -272,7 +272,7 @@
         <w:rPr>
           <w:i w:val="0"/>
         </w:rPr>
-        <w:t>Mr. Wood's condition is triggered and significantly worsened by commuting to and from the workplace. On days he commutes:</w:t>
+        <w:t>Mr. Wood's condition is triggered and significantly worsened by commuting to and from the workplace, regardless of the mode of travel. On days he commutes:</w:t>
       </w:r>
     </w:p>
     <w:p>
@@ -336,7 +336,7 @@
         <w:rPr>
           <w:i w:val="0"/>
         </w:rPr>
-        <w:t>Mr. Wood requires a workplace accommodation permitting him to work from home as his functional limitations require, including full-time remote work during periods of elevated symptoms. In-office attendance should be limited to the extent necessary to avoid triggering or worsening these limitations.</w:t>
+        <w:t>Mr. Wood requires a workplace accommodation permitting him to work from home as his functional limitations require, including full-time remote work during periods of elevated symptoms. In-office attendance should be limited to the extent necessary to avoid triggering or worsening these limitations. Alternative commuting arrangements (such as transit or carpooling) would not address these limitations, as the trigger is the commute itself rather than the mode of travel.</w:t>
       </w:r>
     </w:p>
     <w:p>

--- a/Accommodation – Medical Documentation/Psychologist/Report Edits - Ken Wood.docx
+++ b/Accommodation – Medical Documentation/Psychologist/Report Edits - Ken Wood.docx
@@ -272,7 +272,7 @@
         <w:rPr>
           <w:i w:val="0"/>
         </w:rPr>
-        <w:t>Mr. Wood's condition is triggered and significantly worsened by commuting to and from the workplace, regardless of the mode of travel. On days he commutes:</w:t>
+        <w:t>Mr. Wood's condition is triggered and significantly worsened by commuting to and from the workplace. On days he commutes:</w:t>
       </w:r>
     </w:p>
     <w:p>
@@ -336,7 +336,7 @@
         <w:rPr>
           <w:i w:val="0"/>
         </w:rPr>
-        <w:t>Mr. Wood requires a workplace accommodation permitting him to work from home as his functional limitations require, including full-time remote work during periods of elevated symptoms. In-office attendance should be limited to the extent necessary to avoid triggering or worsening these limitations. Alternative commuting arrangements (such as transit or carpooling) would not address these limitations, as the trigger is the commute itself rather than the mode of travel.</w:t>
+        <w:t>Mr. Wood requires a workplace accommodation permitting him to work from home as his functional limitations require, including full-time remote work during periods of elevated symptoms. In-office attendance should be limited to the extent necessary to avoid triggering or worsening these limitations.</w:t>
       </w:r>
     </w:p>
     <w:p>

--- a/Accommodation – Medical Documentation/Psychologist/Report Edits - Ken Wood.docx
+++ b/Accommodation – Medical Documentation/Psychologist/Report Edits - Ken Wood.docx
@@ -272,7 +272,7 @@
         <w:rPr>
           <w:i w:val="0"/>
         </w:rPr>
-        <w:t>Mr. Wood's condition is triggered and significantly worsened by commuting to and from the workplace. On days he commutes:</w:t>
+        <w:t>Mr. Wood's condition is triggered and significantly worsened by in-office attendance, including the commute to and from the workplace. On days he attends the office:</w:t>
       </w:r>
     </w:p>
     <w:p>
@@ -281,6 +281,14 @@
       </w:pPr>
       <w:r>
         <w:t>He experiences significant anxiety about the commute itself.</w:t>
+      </w:r>
+    </w:p>
+    <w:p>
+      <w:pPr>
+        <w:pStyle w:val="ListBullet"/>
+      </w:pPr>
+      <w:r>
+        <w:t>He experiences significant anxiety in the workplace environment around others.</w:t>
       </w:r>
     </w:p>
     <w:p>
@@ -320,7 +328,7 @@
         <w:rPr>
           <w:i w:val="0"/>
         </w:rPr>
-        <w:t>Continued commuting places Mr. Wood at significant risk of serious deterioration of his condition.</w:t>
+        <w:t>Continued in-office attendance places Mr. Wood at significant risk of serious deterioration of his condition.</w:t>
       </w:r>
     </w:p>
     <w:p>
@@ -336,7 +344,15 @@
         <w:rPr>
           <w:i w:val="0"/>
         </w:rPr>
-        <w:t>Mr. Wood requires a workplace accommodation permitting him to work from home as his functional limitations require, including full-time remote work during periods of elevated symptoms. In-office attendance should be limited to the extent necessary to avoid triggering or worsening these limitations.</w:t>
+        <w:t>Mr. Wood requires a workplace accommodation permitting him to work from home.</w:t>
+      </w:r>
+    </w:p>
+    <w:p>
+      <w:r>
+        <w:rPr>
+          <w:i w:val="0"/>
+        </w:rPr>
+        <w:t>In-office attendance should be avoided, as it triggers and worsens these limitations.</w:t>
       </w:r>
     </w:p>
     <w:p>
